--- a/Holiday Photo Website Project Write-up.docx
+++ b/Holiday Photo Website Project Write-up.docx
@@ -2396,17 +2396,11 @@
             </w:tcMar>
           </w:tcPr>
           <w:p>
-            <w:pPr>
-              <w:rPr>
-                <w:highlight w:val="yellow"/>
-              </w:rPr>
-            </w:pPr>
             <w:r>
               <w:rPr>
                 <w:color w:val="666666"/>
                 <w:sz w:val="19"/>
                 <w:szCs w:val="19"/>
-                <w:highlight w:val="yellow"/>
               </w:rPr>
               <w:t>Private S3 bucket</w:t>
             </w:r>
@@ -2430,19 +2424,13 @@
             </w:tcMar>
           </w:tcPr>
           <w:p>
-            <w:pPr>
-              <w:rPr>
-                <w:highlight w:val="yellow"/>
-              </w:rPr>
-            </w:pPr>
             <w:r>
               <w:rPr>
                 <w:color w:val="666666"/>
                 <w:sz w:val="19"/>
                 <w:szCs w:val="19"/>
-                <w:highlight w:val="yellow"/>
-              </w:rPr>
-              <w:t>[e.g. Block All Public Access enabled. Only CloudFront can access the bucket via Origin Access Control (OAC).]</w:t>
+              </w:rPr>
+              <w:t>Block All Public Access enabled. Only CloudFront can access the bucket via Origin Access Control (OAC).]</w:t>
             </w:r>
           </w:p>
         </w:tc>
@@ -2464,19 +2452,13 @@
             </w:tcMar>
           </w:tcPr>
           <w:p>
-            <w:pPr>
-              <w:rPr>
-                <w:highlight w:val="yellow"/>
-              </w:rPr>
-            </w:pPr>
             <w:r>
               <w:rPr>
                 <w:color w:val="666666"/>
                 <w:sz w:val="19"/>
                 <w:szCs w:val="19"/>
-                <w:highlight w:val="yellow"/>
-              </w:rPr>
-              <w:t>[ ] Implemented</w:t>
+              </w:rPr>
+              <w:t>Implemented</w:t>
             </w:r>
           </w:p>
         </w:tc>
@@ -2902,14 +2884,7 @@
                 <w:sz w:val="19"/>
                 <w:szCs w:val="19"/>
               </w:rPr>
-              <w:t>40</w:t>
-            </w:r>
-            <w:r>
-              <w:rPr>
-                <w:sz w:val="19"/>
-                <w:szCs w:val="19"/>
-              </w:rPr>
-              <w:t xml:space="preserve"> page views/month</w:t>
+              <w:t>40 page views/month</w:t>
             </w:r>
           </w:p>
         </w:tc>
@@ -3211,28 +3186,7 @@
                 <w:sz w:val="19"/>
                 <w:szCs w:val="19"/>
               </w:rPr>
-              <w:t>~</w:t>
-            </w:r>
-            <w:r>
-              <w:rPr>
-                <w:sz w:val="19"/>
-                <w:szCs w:val="19"/>
-              </w:rPr>
-              <w:t>£1.</w:t>
-            </w:r>
-            <w:r>
-              <w:rPr>
-                <w:sz w:val="19"/>
-                <w:szCs w:val="19"/>
-              </w:rPr>
-              <w:t>00</w:t>
-            </w:r>
-            <w:r>
-              <w:rPr>
-                <w:sz w:val="19"/>
-                <w:szCs w:val="19"/>
-              </w:rPr>
-              <w:t>/month</w:t>
+              <w:t>~£1.00/month</w:t>
             </w:r>
           </w:p>
         </w:tc>
@@ -3403,16 +3357,7 @@
                 <w:sz w:val="32"/>
                 <w:szCs w:val="32"/>
               </w:rPr>
-              <w:t>0</w:t>
-            </w:r>
-            <w:r>
-              <w:rPr>
-                <w:rFonts w:ascii="Georgia" w:eastAsia="Georgia" w:hAnsi="Georgia" w:cs="Georgia"/>
-                <w:color w:val="FFFFFF"/>
-                <w:sz w:val="32"/>
-                <w:szCs w:val="32"/>
-              </w:rPr>
-              <w:t>9</w:t>
+              <w:t>09</w:t>
             </w:r>
           </w:p>
         </w:tc>
@@ -3530,6 +3475,7 @@
           <w:insideH w:val="single" w:sz="4" w:space="0" w:color="auto"/>
           <w:insideV w:val="single" w:sz="4" w:space="0" w:color="auto"/>
         </w:tblBorders>
+        <w:tblLayout w:type="fixed"/>
         <w:tblCellMar>
           <w:left w:w="10" w:type="dxa"/>
           <w:right w:w="10" w:type="dxa"/>
@@ -3537,13 +3483,14 @@
         <w:tblLook w:val="04A0" w:firstRow="1" w:lastRow="0" w:firstColumn="1" w:lastColumn="0" w:noHBand="0" w:noVBand="1"/>
       </w:tblPr>
       <w:tblGrid>
-        <w:gridCol w:w="4513"/>
+        <w:gridCol w:w="3968"/>
+        <w:gridCol w:w="545"/>
         <w:gridCol w:w="4513"/>
       </w:tblGrid>
       <w:tr>
         <w:tc>
           <w:tcPr>
-            <w:tcW w:w="4493" w:type="dxa"/>
+            <w:tcW w:w="3968" w:type="dxa"/>
             <w:tcBorders>
               <w:top w:val="single" w:sz="1" w:space="0" w:color="0E1F3B"/>
               <w:left w:val="single" w:sz="1" w:space="0" w:color="0E1F3B"/>
@@ -3573,7 +3520,8 @@
         </w:tc>
         <w:tc>
           <w:tcPr>
-            <w:tcW w:w="4493" w:type="dxa"/>
+            <w:tcW w:w="5058" w:type="dxa"/>
+            <w:gridSpan w:val="2"/>
             <w:tcBorders>
               <w:top w:val="single" w:sz="1" w:space="0" w:color="0E1F3B"/>
               <w:left w:val="single" w:sz="1" w:space="0" w:color="0E1F3B"/>
@@ -3605,7 +3553,8 @@
       <w:tr>
         <w:tc>
           <w:tcPr>
-            <w:tcW w:w="4493" w:type="dxa"/>
+            <w:tcW w:w="4513" w:type="dxa"/>
+            <w:gridSpan w:val="2"/>
             <w:tcBorders>
               <w:top w:val="single" w:sz="1" w:space="0" w:color="D0CBC0"/>
               <w:left w:val="single" w:sz="1" w:space="0" w:color="D0CBC0"/>
@@ -3625,15 +3574,35 @@
               <w:rPr>
                 <w:sz w:val="19"/>
                 <w:szCs w:val="19"/>
-                <w:highlight w:val="yellow"/>
-              </w:rPr>
-              <w:t>[https://github.com/username/aws-projects]</w:t>
-            </w:r>
-          </w:p>
-        </w:tc>
-        <w:tc>
-          <w:tcPr>
-            <w:tcW w:w="4493" w:type="dxa"/>
+              </w:rPr>
+              <w:t>https://github.com/</w:t>
+            </w:r>
+            <w:r>
+              <w:rPr>
+                <w:sz w:val="19"/>
+                <w:szCs w:val="19"/>
+              </w:rPr>
+              <w:t>stuartallan1981</w:t>
+            </w:r>
+            <w:r>
+              <w:rPr>
+                <w:sz w:val="19"/>
+                <w:szCs w:val="19"/>
+              </w:rPr>
+              <w:t>/</w:t>
+            </w:r>
+            <w:r>
+              <w:rPr>
+                <w:sz w:val="19"/>
+                <w:szCs w:val="19"/>
+              </w:rPr>
+              <w:t>allanfamilyholidayphotos</w:t>
+            </w:r>
+          </w:p>
+        </w:tc>
+        <w:tc>
+          <w:tcPr>
+            <w:tcW w:w="4513" w:type="dxa"/>
             <w:tcBorders>
               <w:top w:val="single" w:sz="1" w:space="0" w:color="D0CBC0"/>
               <w:left w:val="single" w:sz="1" w:space="0" w:color="D0CBC0"/>
@@ -4751,6 +4720,15 @@
 </file>
 
 <file path=customXml/item1.xml><?xml version="1.0" encoding="utf-8"?>
+<?mso-contentType ?>
+<FormTemplates xmlns="http://schemas.microsoft.com/sharepoint/v3/contenttype/forms">
+  <Display>DocumentLibraryForm</Display>
+  <Edit>DocumentLibraryForm</Edit>
+  <New>DocumentLibraryForm</New>
+</FormTemplates>
+</file>
+
+<file path=customXml/item2.xml><?xml version="1.0" encoding="utf-8"?>
 <p:properties xmlns:p="http://schemas.microsoft.com/office/2006/metadata/properties" xmlns:xsi="http://www.w3.org/2001/XMLSchema-instance" xmlns:pc="http://schemas.microsoft.com/office/infopath/2007/PartnerControls">
   <documentManagement>
     <TaxCatchAll xmlns="1f02373c-91b9-4d50-88b3-64e98dbf38be" xsi:nil="true"/>
@@ -4759,15 +4737,6 @@
     </lcf76f155ced4ddcb4097134ff3c332f>
   </documentManagement>
 </p:properties>
-</file>
-
-<file path=customXml/item2.xml><?xml version="1.0" encoding="utf-8"?>
-<?mso-contentType ?>
-<FormTemplates xmlns="http://schemas.microsoft.com/sharepoint/v3/contenttype/forms">
-  <Display>DocumentLibraryForm</Display>
-  <Edit>DocumentLibraryForm</Edit>
-  <New>DocumentLibraryForm</New>
-</FormTemplates>
 </file>
 
 <file path=customXml/item3.xml><?xml version="1.0" encoding="utf-8"?>
@@ -4978,20 +4947,20 @@
 </file>
 
 <file path=customXml/itemProps1.xml><?xml version="1.0" encoding="utf-8"?>
+<ds:datastoreItem xmlns:ds="http://schemas.openxmlformats.org/officeDocument/2006/customXml" ds:itemID="{CE4BE2F9-5067-4088-9F9B-1F3D17ABA8D7}">
+  <ds:schemaRefs>
+    <ds:schemaRef ds:uri="http://schemas.microsoft.com/sharepoint/v3/contenttype/forms"/>
+  </ds:schemaRefs>
+</ds:datastoreItem>
+</file>
+
+<file path=customXml/itemProps2.xml><?xml version="1.0" encoding="utf-8"?>
 <ds:datastoreItem xmlns:ds="http://schemas.openxmlformats.org/officeDocument/2006/customXml" ds:itemID="{82E5BD80-5074-4316-B334-2041375E4FBF}">
   <ds:schemaRefs>
     <ds:schemaRef ds:uri="http://schemas.microsoft.com/office/2006/metadata/properties"/>
     <ds:schemaRef ds:uri="http://schemas.microsoft.com/office/infopath/2007/PartnerControls"/>
     <ds:schemaRef ds:uri="1f02373c-91b9-4d50-88b3-64e98dbf38be"/>
     <ds:schemaRef ds:uri="833209ff-be3b-48c0-8c17-04759cd24c23"/>
-  </ds:schemaRefs>
-</ds:datastoreItem>
-</file>
-
-<file path=customXml/itemProps2.xml><?xml version="1.0" encoding="utf-8"?>
-<ds:datastoreItem xmlns:ds="http://schemas.openxmlformats.org/officeDocument/2006/customXml" ds:itemID="{CE4BE2F9-5067-4088-9F9B-1F3D17ABA8D7}">
-  <ds:schemaRefs>
-    <ds:schemaRef ds:uri="http://schemas.microsoft.com/sharepoint/v3/contenttype/forms"/>
   </ds:schemaRefs>
 </ds:datastoreItem>
 </file>

--- a/Holiday Photo Website Project Write-up.docx
+++ b/Holiday Photo Website Project Write-up.docx
@@ -480,6 +480,13 @@
               </w:rPr>
               <w:t>Produce a static website that showcases holiday photos from the last 7 years</w:t>
             </w:r>
+            <w:r>
+              <w:rPr>
+                <w:sz w:val="20"/>
+                <w:szCs w:val="20"/>
+              </w:rPr>
+              <w:t>.</w:t>
+            </w:r>
           </w:p>
         </w:tc>
       </w:tr>
@@ -635,6 +642,13 @@
               </w:rPr>
               <w:t>Family to showcase a selection of holiday photos</w:t>
             </w:r>
+            <w:r>
+              <w:rPr>
+                <w:sz w:val="20"/>
+                <w:szCs w:val="20"/>
+              </w:rPr>
+              <w:t>.</w:t>
+            </w:r>
           </w:p>
         </w:tc>
       </w:tr>
@@ -1022,6 +1036,13 @@
                 <w:szCs w:val="20"/>
               </w:rPr>
               <w:t>Cloud based is the correct solution as there is no costs involved other than buying the website domain name itself</w:t>
+            </w:r>
+            <w:r>
+              <w:rPr>
+                <w:sz w:val="20"/>
+                <w:szCs w:val="20"/>
+              </w:rPr>
+              <w:t>.</w:t>
             </w:r>
           </w:p>
         </w:tc>
@@ -1112,7 +1133,21 @@
                 <w:sz w:val="20"/>
                 <w:szCs w:val="20"/>
               </w:rPr>
-              <w:t>Select the individual phot to see it larger alongside a description.</w:t>
+              <w:t>Select the individual phot</w:t>
+            </w:r>
+            <w:r>
+              <w:rPr>
+                <w:sz w:val="20"/>
+                <w:szCs w:val="20"/>
+              </w:rPr>
+              <w:t>o</w:t>
+            </w:r>
+            <w:r>
+              <w:rPr>
+                <w:sz w:val="20"/>
+                <w:szCs w:val="20"/>
+              </w:rPr>
+              <w:t xml:space="preserve"> to see it larger alongside a description.</w:t>
             </w:r>
           </w:p>
         </w:tc>
@@ -2344,7 +2379,7 @@
                 <w:sz w:val="19"/>
                 <w:szCs w:val="19"/>
               </w:rPr>
-              <w:t>All traffic encrypted in transit via TLS.]</w:t>
+              <w:t>All traffic encrypted in transit via TLS.</w:t>
             </w:r>
           </w:p>
         </w:tc>
@@ -2430,7 +2465,7 @@
                 <w:sz w:val="19"/>
                 <w:szCs w:val="19"/>
               </w:rPr>
-              <w:t>Block All Public Access enabled. Only CloudFront can access the bucket via Origin Access Control (OAC).]</w:t>
+              <w:t>Block All Public Access enabled. Only CloudFront can access the bucket via Origin Access Control (OAC).</w:t>
             </w:r>
           </w:p>
         </w:tc>
@@ -4720,26 +4755,6 @@
 </file>
 
 <file path=customXml/item1.xml><?xml version="1.0" encoding="utf-8"?>
-<?mso-contentType ?>
-<FormTemplates xmlns="http://schemas.microsoft.com/sharepoint/v3/contenttype/forms">
-  <Display>DocumentLibraryForm</Display>
-  <Edit>DocumentLibraryForm</Edit>
-  <New>DocumentLibraryForm</New>
-</FormTemplates>
-</file>
-
-<file path=customXml/item2.xml><?xml version="1.0" encoding="utf-8"?>
-<p:properties xmlns:p="http://schemas.microsoft.com/office/2006/metadata/properties" xmlns:xsi="http://www.w3.org/2001/XMLSchema-instance" xmlns:pc="http://schemas.microsoft.com/office/infopath/2007/PartnerControls">
-  <documentManagement>
-    <TaxCatchAll xmlns="1f02373c-91b9-4d50-88b3-64e98dbf38be" xsi:nil="true"/>
-    <lcf76f155ced4ddcb4097134ff3c332f xmlns="833209ff-be3b-48c0-8c17-04759cd24c23">
-      <Terms xmlns="http://schemas.microsoft.com/office/infopath/2007/PartnerControls"/>
-    </lcf76f155ced4ddcb4097134ff3c332f>
-  </documentManagement>
-</p:properties>
-</file>
-
-<file path=customXml/item3.xml><?xml version="1.0" encoding="utf-8"?>
 <ct:contentTypeSchema xmlns:ct="http://schemas.microsoft.com/office/2006/metadata/contentType" xmlns:ma="http://schemas.microsoft.com/office/2006/metadata/properties/metaAttributes" ct:_="" ma:_="" ma:contentTypeName="Document" ma:contentTypeID="0x010100A81AF59A993C62428A8621167C157F34" ma:contentTypeVersion="13" ma:contentTypeDescription="Create a new document." ma:contentTypeScope="" ma:versionID="075165b7e1cb8af8b703c101e4eb52cd">
   <xsd:schema xmlns:xsd="http://www.w3.org/2001/XMLSchema" xmlns:xs="http://www.w3.org/2001/XMLSchema" xmlns:p="http://schemas.microsoft.com/office/2006/metadata/properties" xmlns:ns2="833209ff-be3b-48c0-8c17-04759cd24c23" xmlns:ns3="1f02373c-91b9-4d50-88b3-64e98dbf38be" targetNamespace="http://schemas.microsoft.com/office/2006/metadata/properties" ma:root="true" ma:fieldsID="2de1db6c7938850308e1daad5469f5c7" ns2:_="" ns3:_="">
     <xsd:import namespace="833209ff-be3b-48c0-8c17-04759cd24c23"/>
@@ -4946,10 +4961,41 @@
 </ct:contentTypeSchema>
 </file>
 
+<file path=customXml/item2.xml><?xml version="1.0" encoding="utf-8"?>
+<p:properties xmlns:p="http://schemas.microsoft.com/office/2006/metadata/properties" xmlns:xsi="http://www.w3.org/2001/XMLSchema-instance" xmlns:pc="http://schemas.microsoft.com/office/infopath/2007/PartnerControls">
+  <documentManagement>
+    <TaxCatchAll xmlns="1f02373c-91b9-4d50-88b3-64e98dbf38be" xsi:nil="true"/>
+    <lcf76f155ced4ddcb4097134ff3c332f xmlns="833209ff-be3b-48c0-8c17-04759cd24c23">
+      <Terms xmlns="http://schemas.microsoft.com/office/infopath/2007/PartnerControls"/>
+    </lcf76f155ced4ddcb4097134ff3c332f>
+  </documentManagement>
+</p:properties>
+</file>
+
+<file path=customXml/item3.xml><?xml version="1.0" encoding="utf-8"?>
+<?mso-contentType ?>
+<FormTemplates xmlns="http://schemas.microsoft.com/sharepoint/v3/contenttype/forms">
+  <Display>DocumentLibraryForm</Display>
+  <Edit>DocumentLibraryForm</Edit>
+  <New>DocumentLibraryForm</New>
+</FormTemplates>
+</file>
+
 <file path=customXml/itemProps1.xml><?xml version="1.0" encoding="utf-8"?>
-<ds:datastoreItem xmlns:ds="http://schemas.openxmlformats.org/officeDocument/2006/customXml" ds:itemID="{CE4BE2F9-5067-4088-9F9B-1F3D17ABA8D7}">
+<ds:datastoreItem xmlns:ds="http://schemas.openxmlformats.org/officeDocument/2006/customXml" ds:itemID="{9A75C942-B85E-4058-9186-0955E3756449}">
   <ds:schemaRefs>
-    <ds:schemaRef ds:uri="http://schemas.microsoft.com/sharepoint/v3/contenttype/forms"/>
+    <ds:schemaRef ds:uri="http://schemas.microsoft.com/office/2006/metadata/contentType"/>
+    <ds:schemaRef ds:uri="http://schemas.microsoft.com/office/2006/metadata/properties/metaAttributes"/>
+    <ds:schemaRef ds:uri="http://www.w3.org/2001/XMLSchema"/>
+    <ds:schemaRef ds:uri="http://schemas.microsoft.com/office/2006/metadata/properties"/>
+    <ds:schemaRef ds:uri="833209ff-be3b-48c0-8c17-04759cd24c23"/>
+    <ds:schemaRef ds:uri="1f02373c-91b9-4d50-88b3-64e98dbf38be"/>
+    <ds:schemaRef ds:uri="http://schemas.microsoft.com/office/2006/documentManagement/types"/>
+    <ds:schemaRef ds:uri="http://schemas.microsoft.com/office/infopath/2007/PartnerControls"/>
+    <ds:schemaRef ds:uri="http://schemas.openxmlformats.org/package/2006/metadata/core-properties"/>
+    <ds:schemaRef ds:uri="http://purl.org/dc/elements/1.1/"/>
+    <ds:schemaRef ds:uri="http://purl.org/dc/terms/"/>
+    <ds:schemaRef ds:uri="http://schemas.microsoft.com/internal/obd"/>
   </ds:schemaRefs>
 </ds:datastoreItem>
 </file>
@@ -4966,20 +5012,9 @@
 </file>
 
 <file path=customXml/itemProps3.xml><?xml version="1.0" encoding="utf-8"?>
-<ds:datastoreItem xmlns:ds="http://schemas.openxmlformats.org/officeDocument/2006/customXml" ds:itemID="{9A75C942-B85E-4058-9186-0955E3756449}">
+<ds:datastoreItem xmlns:ds="http://schemas.openxmlformats.org/officeDocument/2006/customXml" ds:itemID="{CE4BE2F9-5067-4088-9F9B-1F3D17ABA8D7}">
   <ds:schemaRefs>
-    <ds:schemaRef ds:uri="http://schemas.microsoft.com/office/2006/metadata/contentType"/>
-    <ds:schemaRef ds:uri="http://schemas.microsoft.com/office/2006/metadata/properties/metaAttributes"/>
-    <ds:schemaRef ds:uri="http://www.w3.org/2001/XMLSchema"/>
-    <ds:schemaRef ds:uri="http://schemas.microsoft.com/office/2006/metadata/properties"/>
-    <ds:schemaRef ds:uri="833209ff-be3b-48c0-8c17-04759cd24c23"/>
-    <ds:schemaRef ds:uri="1f02373c-91b9-4d50-88b3-64e98dbf38be"/>
-    <ds:schemaRef ds:uri="http://schemas.microsoft.com/office/2006/documentManagement/types"/>
-    <ds:schemaRef ds:uri="http://schemas.microsoft.com/office/infopath/2007/PartnerControls"/>
-    <ds:schemaRef ds:uri="http://schemas.openxmlformats.org/package/2006/metadata/core-properties"/>
-    <ds:schemaRef ds:uri="http://purl.org/dc/elements/1.1/"/>
-    <ds:schemaRef ds:uri="http://purl.org/dc/terms/"/>
-    <ds:schemaRef ds:uri="http://schemas.microsoft.com/internal/obd"/>
+    <ds:schemaRef ds:uri="http://schemas.microsoft.com/sharepoint/v3/contenttype/forms"/>
   </ds:schemaRefs>
 </ds:datastoreItem>
 </file>